--- a/worksheets/W5_學科遷移.docx
+++ b/worksheets/W5_學科遷移.docx
@@ -25,20 +25,7 @@
           <w:b/>
           <w:sz w:val="22"/>
         </w:rPr>
-        <w:t>課堂必寫｜先試解並留依據；卡住可記卡點。</w:t>
-      </w:r>
-    </w:p>
-    <w:p>
-      <w:pPr>
-        <w:spacing w:after="100" w:line="312" w:lineRule="auto"/>
-      </w:pPr>
-      <w:r>
-        <w:rPr>
-          <w:rFonts w:ascii="Arial Unicode MS" w:hAnsi="Arial Unicode MS" w:eastAsia="Arial Unicode MS"/>
-          <w:b w:val="0"/>
-          <w:sz w:val="22"/>
-        </w:rPr>
-        <w:t>本段不使用 AI。先留下自己的解法，再按需要看投影提示。</w:t>
+        <w:t>課內 82–94 分｜先獨立試，再回查，不計分。</w:t>
       </w:r>
     </w:p>
     <w:p>
@@ -113,7 +100,7 @@
           <w:b w:val="0"/>
           <w:sz w:val="22"/>
         </w:rPr>
-        <w:t>讀不下去時的知識卡｜｜N－95｜表示 N 與 95 的距離；5%＝0.05。『小於』與『小於或等於』不同。你可以列算式、畫數線或試算。</w:t>
+        <w:t>需要時回查｜｜N－95｜表示 N 與 95 的距離；5%＝0.05。『小於』與『小於或等於』不同。你可以列算式、畫數線或試算。</w:t>
       </w:r>
     </w:p>
     <w:p>
@@ -124,9 +111,9 @@
         <w:rPr>
           <w:rFonts w:ascii="Arial Unicode MS" w:hAnsi="Arial Unicode MS" w:eastAsia="Arial Unicode MS"/>
           <w:b w:val="0"/>
-          <w:sz w:val="18"/>
+          <w:sz w:val="20"/>
         </w:rPr>
-        <w:t>來源：大考中心公開試題；原卷連結見投影及本週 README。</w:t>
+        <w:t>完整原題不等於全題必做。延伸可回家看；連結見本週投影與網站。</w:t>
       </w:r>
     </w:p>
     <w:p>
@@ -144,7 +131,7 @@
           <w:b/>
           <w:sz w:val="44"/>
         </w:rPr>
-        <w:t>W5｜留下自己的解題歷程</w:t>
+        <w:t>W5｜自己的解題來路</w:t>
       </w:r>
     </w:p>
     <w:p>
@@ -157,7 +144,7 @@
           <w:b w:val="0"/>
           <w:sz w:val="22"/>
         </w:rPr>
-        <w:t>班級：＿＿＿　座號：＿＿＿　姓名：＿＿＿＿</w:t>
+        <w:t>班級＿＿＿　座號＿＿＿　姓名＿＿＿＿</w:t>
       </w:r>
     </w:p>
     <w:p>
@@ -170,7 +157,7 @@
           <w:b/>
           <w:sz w:val="30"/>
         </w:rPr>
-        <w:t>01　初答與依據／草圖／算式</w:t>
+        <w:t>01｜初答與依據／草圖／算式</w:t>
       </w:r>
     </w:p>
     <w:p>
@@ -183,23 +170,7 @@
           <w:b w:val="0"/>
           <w:sz w:val="22"/>
         </w:rPr>
-        <w:t>直接在正面材料圈線索，在這裡留解法。未解完也保留已走到的步驟。</w:t>
-      </w:r>
-    </w:p>
-    <w:p>
-      <w:pPr>
-        <w:spacing w:after="0" w:line="510" w:lineRule="exact"/>
-        <w:pBdr>
-          <w:bottom w:val="single" w:sz="4" w:color="CBD5E1"/>
-        </w:pBdr>
-      </w:pPr>
-      <w:r>
-        <w:rPr>
-          <w:rFonts w:ascii="Arial Unicode MS" w:hAnsi="Arial Unicode MS" w:eastAsia="Arial Unicode MS"/>
-          <w:b w:val="0"/>
-          <w:sz w:val="22"/>
-        </w:rPr>
-        <w:t xml:space="preserve">　</w:t>
+        <w:t>先不用 AI。正面可直接圈線索；未解完，記已走到的步驟或卡點。</w:t>
       </w:r>
     </w:p>
     <w:p>
@@ -292,7 +263,7 @@
           <w:b/>
           <w:sz w:val="30"/>
         </w:rPr>
-        <w:t>02　實際用到的提示、搭檔追問或回讀</w:t>
+        <w:t>02｜提示與搭檔實際回應</w:t>
       </w:r>
     </w:p>
     <w:p>
@@ -305,7 +276,7 @@
           <w:b w:val="0"/>
           <w:sz w:val="22"/>
         </w:rPr>
-        <w:t>提示：□未用　□1　□2　□3　　搭檔座號：＿＿＿</w:t>
+        <w:t>提示 □未用 □1 □2 □3　搭檔座號＿＿＿</w:t>
       </w:r>
     </w:p>
     <w:p>
@@ -350,7 +321,7 @@
           <w:b/>
           <w:sz w:val="30"/>
         </w:rPr>
-        <w:t>03　本人改／留與理由</w:t>
+        <w:t>03｜本人改／留與理由</w:t>
       </w:r>
     </w:p>
     <w:p>
@@ -363,39 +334,7 @@
           <w:b w:val="0"/>
           <w:sz w:val="22"/>
         </w:rPr>
-        <w:t>改／留一處後請搭檔回做。再把標準值改成 80（本課改編），檢查哪些步驟仍能用。</w:t>
-      </w:r>
-    </w:p>
-    <w:p>
-      <w:pPr>
-        <w:spacing w:after="0" w:line="510" w:lineRule="exact"/>
-        <w:pBdr>
-          <w:bottom w:val="single" w:sz="4" w:color="CBD5E1"/>
-        </w:pBdr>
-      </w:pPr>
-      <w:r>
-        <w:rPr>
-          <w:rFonts w:ascii="Arial Unicode MS" w:hAnsi="Arial Unicode MS" w:eastAsia="Arial Unicode MS"/>
-          <w:b w:val="0"/>
-          <w:sz w:val="22"/>
-        </w:rPr>
-        <w:t xml:space="preserve">　</w:t>
-      </w:r>
-    </w:p>
-    <w:p>
-      <w:pPr>
-        <w:spacing w:after="0" w:line="510" w:lineRule="exact"/>
-        <w:pBdr>
-          <w:bottom w:val="single" w:sz="4" w:color="CBD5E1"/>
-        </w:pBdr>
-      </w:pPr>
-      <w:r>
-        <w:rPr>
-          <w:rFonts w:ascii="Arial Unicode MS" w:hAnsi="Arial Unicode MS" w:eastAsia="Arial Unicode MS"/>
-          <w:b w:val="0"/>
-          <w:sz w:val="22"/>
-        </w:rPr>
-        <w:t xml:space="preserve">　</w:t>
+        <w:t>改／留一處後，請搭檔回做一個步驟。標準值改成 80 的變式為可選增幅。</w:t>
       </w:r>
     </w:p>
     <w:p>
@@ -456,7 +395,7 @@
           <w:b/>
           <w:sz w:val="30"/>
         </w:rPr>
-        <w:t>04　最後看詳解，再核對一步</w:t>
+        <w:t>04｜看詳解，只核對一步</w:t>
       </w:r>
     </w:p>
     <w:p>
@@ -469,7 +408,7 @@
           <w:b w:val="0"/>
           <w:sz w:val="22"/>
         </w:rPr>
-        <w:t>□與我的理由相符　□發現一處差異　□仍有疑問。位置／下一步要查：</w:t>
+        <w:t>□相符 □發現差異 □仍有疑問；位置／下一步要查：</w:t>
       </w:r>
     </w:p>
     <w:p>
@@ -512,9 +451,22 @@
         <w:rPr>
           <w:rFonts w:ascii="Arial Unicode MS" w:hAnsi="Arial Unicode MS" w:eastAsia="Arial Unicode MS"/>
           <w:b w:val="0"/>
-          <w:sz w:val="18"/>
+          <w:sz w:val="20"/>
         </w:rPr>
-        <w:t>紙本收回併入本週歷程本；不另拍照上傳、不計分、不新增關卡。詳解可拍照回讀。</w:t>
+        <w:t>可拍自己的原答與詳解自用；不另上傳。學科卡夾回主本合收。</w:t>
+      </w:r>
+    </w:p>
+    <w:p>
+      <w:pPr>
+        <w:spacing w:after="100" w:line="312" w:lineRule="auto"/>
+      </w:pPr>
+      <w:r>
+        <w:rPr>
+          <w:rFonts w:ascii="Arial Unicode MS" w:hAnsi="Arial Unicode MS" w:eastAsia="Arial Unicode MS"/>
+          <w:b w:val="0"/>
+          <w:sz w:val="20"/>
+        </w:rPr>
+        <w:t>課內未完成就記卡點，不自動變必交作業；延伸不列缺件。</w:t>
       </w:r>
     </w:p>
     <w:sectPr>
@@ -540,7 +492,7 @@
         <w:b w:val="0"/>
         <w:sz w:val="18"/>
       </w:rPr>
-      <w:t xml:space="preserve">閱讀理解與表達 · W5 學科遷移 · 第 </w:t>
+      <w:t xml:space="preserve">W5・學科遷移・第 </w:t>
     </w:r>
     <w:fldSimple w:instr="PAGE"/>
     <w:r>
